--- a/zero_calibration_bpm/manuscripts/BPM_ZeroFree_Manuscript_JA.docx
+++ b/zero_calibration_bpm/manuscripts/BPM_ZeroFree_Manuscript_JA.docx
@@ -391,6 +391,58 @@
           <w:sz w:val="22"/>
         </w:rPr>
         <w:t>。</w:t>
+      </w:r>
+    </w:p>
+    <w:p>
+      <w:pPr>
+        <w:spacing w:after="120"/>
+      </w:pPr>
+      <w:r>
+        <w:rPr>
+          <w:rFonts w:ascii="MS Mincho" w:hAnsi="MS Mincho" w:eastAsia="MS Mincho"/>
+          <w:b w:val="0"/>
+          <w:i w:val="0"/>
+          <w:sz w:val="22"/>
+        </w:rPr>
+        <w:t>それでもゼロ校正はベッドサイドで不可欠である。これらのオフセットは「工場で直せる機器の欠陥」ではなく、設置ごと・時間ごとに変化する物理量だからである。静水圧柱は静水圧基準点に対するトランスデューサの高さに依存し（約10 cmあたり7.5 mmHg）、患者やトランスデューサを動かすたびに変化する</w:t>
+      </w:r>
+      <w:r>
+        <w:rPr>
+          <w:rFonts w:ascii="MS Mincho" w:hAnsi="MS Mincho" w:eastAsia="MS Mincho"/>
+          <w:b w:val="0"/>
+          <w:i w:val="0"/>
+          <w:sz w:val="22"/>
+          <w:vertAlign w:val="superscript"/>
+        </w:rPr>
+        <w:t>3</w:t>
+      </w:r>
+      <w:r>
+        <w:rPr>
+          <w:rFonts w:ascii="MS Mincho" w:hAnsi="MS Mincho" w:eastAsia="MS Mincho"/>
+          <w:b w:val="0"/>
+          <w:i w:val="0"/>
+          <w:sz w:val="22"/>
+        </w:rPr>
+        <w:t>。ゲージ圧の大気基準は天候や標高で変動し、電気的・熱的ドリフトは経時的に蓄積する</w:t>
+      </w:r>
+      <w:r>
+        <w:rPr>
+          <w:rFonts w:ascii="MS Mincho" w:hAnsi="MS Mincho" w:eastAsia="MS Mincho"/>
+          <w:b w:val="0"/>
+          <w:i w:val="0"/>
+          <w:sz w:val="22"/>
+          <w:vertAlign w:val="superscript"/>
+        </w:rPr>
+        <w:t>4–5</w:t>
+      </w:r>
+      <w:r>
+        <w:rPr>
+          <w:rFonts w:ascii="MS Mincho" w:hAnsi="MS Mincho" w:eastAsia="MS Mincho"/>
+          <w:b w:val="0"/>
+          <w:i w:val="0"/>
+          <w:sz w:val="22"/>
+        </w:rPr>
+        <w:t>。重要なのは、検出は補正ではなく、両者はレイヤーが異なるという点である。Bland–Altman 回帰などの測定法間比較解析は、対応する基準測定を必要とする事後的な検証手法であり、目の前の患者にリアルタイムの基準は存在しない。ゼロ校正は、基準なしで既知の設置固有オフセットを事前に除去できる唯一の手続きである。回帰でオフセットが見えたとしても、それを除去するにはやはりゼロ校正が要る。すなわちゼロ校正は運用上オフセットを補正し、回帰と CCC 分解は残存するゲインと構造を検出するものであって、いずれも他方を代替できない。</w:t>
       </w:r>
     </w:p>
     <w:p>
@@ -1656,6 +1708,20 @@
           <w:sz w:val="24"/>
         </w:rPr>
         <w:t>4.3. センサ設計への示唆</w:t>
+      </w:r>
+    </w:p>
+    <w:p>
+      <w:pPr>
+        <w:spacing w:after="120"/>
+      </w:pPr>
+      <w:r>
+        <w:rPr>
+          <w:rFonts w:ascii="MS Mincho" w:hAnsi="MS Mincho" w:eastAsia="MS Mincho"/>
+          <w:b w:val="0"/>
+          <w:i w:val="0"/>
+          <w:sz w:val="22"/>
+        </w:rPr>
+        <w:t>今なおゼロ校正が行われるのは、設置固有のオフセットをリアルタイムに補正できるからであり、これは事後的な測定法間比較統計では担えない役割である。この点は同時に進むべき方向も示す：ゼロ校正は運用上のオフセット問題のみを扱うため、オフセット源をハードウェア設計で除去すればゼロ校正自体が不要となり、ゲインと動的応答が設計・検証上の残された問題として残る。</w:t>
       </w:r>
     </w:p>
     <w:p>

--- a/zero_calibration_bpm/manuscripts/BPM_ZeroFree_Manuscript_JA.docx
+++ b/zero_calibration_bpm/manuscripts/BPM_ZeroFree_Manuscript_JA.docx
@@ -1034,7 +1034,7 @@
           <w:i w:val="0"/>
           <w:sz w:val="22"/>
         </w:rPr>
-        <w:t>本研究のデータはすべてシミュレーションであり、患者から測定したものではない。静的シナリオは 80〜180 mmHg に一様分布する収縮期圧 n = 150 対からなり、ガウス測定ノイズ（SD = 3.0 mmHg）を付与した：S1 オフセットのみ（+12.0 mmHg、ゲイン 1.0）；S2 理想的ゼロ校正（オフセット除去、ゲイン 1.0）；S3 未補正ゲイン誤差（ゲイン 1.10）；S4 同じゲイン誤差に、平均差がほぼ0となるよう補正的な負のオフセットを付与。動的シナリオは合成波形を最適・低制動・過制動系に通した。範囲依存性実験は、固定機器（ゲイン誤差5%）を幅の増える圧範囲で標本化した。乱数シード、全母数、および完全なパイプライン（シミュレーション→解析→図→原稿）を公開リポジトリに提供し、第三者がクリーンなクローンから全数値・表・図を再生成できるようにした。</w:t>
+        <w:t>本研究のデータはすべてシミュレーションであり、患者から測定したものではない。静的シナリオは 80.0〜180.0 mmHg に一様分布する収縮期圧 n = 150 対からなり、ガウス測定ノイズ（SD = 3.0 mmHg）を付与した：S1 オフセットのみ（+12.0 mmHg、ゲイン 1.0）；S2 理想的ゼロ校正（オフセット除去、ゲイン 1.0）；S3 未補正ゲイン誤差（ゲイン 1.10）；S4 同じゲイン誤差に、平均差がほぼ0となるよう補正的な負のオフセットを付与。動的シナリオは合成波形を最適・低制動・過制動系に通した。範囲依存性実験は、固定機器（ゲイン誤差5%）を幅の増える圧範囲で標本化した。乱数シード、全母数、および完全なパイプライン（シミュレーション→解析→図→原稿）を公開リポジトリに提供し、第三者がクリーンなクローンから全数値・表・図を再生成できるようにした。</w:t>
       </w:r>
     </w:p>
     <w:p>
@@ -3550,7 +3550,7 @@
           <w:i w:val="0"/>
           <w:sz w:val="18"/>
         </w:rPr>
-        <w:t>1. Saugel B, Kouz K, Meidert AS, Schulte-Uentrop L, Romagnoli S. How to measure blood pressure using an arterial catheter: a systematic 5-step approach. Crit Care. 2020;24:172.</w:t>
+        <w:t>1. Saugel B, Kouz K, Meidert AS, Schulte-Uentrop L, Romagnoli S. How to measure blood pressure using an arterial catheter: a systematic 5-step approach. Crit Care 2020; 24: 172.</w:t>
       </w:r>
     </w:p>
     <w:p>
@@ -3564,7 +3564,7 @@
           <w:i w:val="0"/>
           <w:sz w:val="18"/>
         </w:rPr>
-        <w:t>2. Saugel B, Sessler DI. Perioperative blood pressure management. Anesthesiology. 2021;134:250–61.</w:t>
+        <w:t>2. Saugel B, Sessler DI. Perioperative blood pressure management. Anesthesiology 2021; 134: 250-261.</w:t>
       </w:r>
     </w:p>
     <w:p>
@@ -3578,7 +3578,7 @@
           <w:i w:val="0"/>
           <w:sz w:val="18"/>
         </w:rPr>
-        <w:t>3. Gupta D, Jain A, Ismaeil M. Zero arterial catheters with every change in the height difference of pressure transducer and catheter insertion site. Ann Card Anaesth. 2025;28:205.</w:t>
+        <w:t>3. Gupta D, Jain A, Ismaeil M. Zero arterial catheters with every change in the height difference of pressure transducer and catheter insertion site. Ann Card Anaesth 2025; 28: 205.</w:t>
       </w:r>
     </w:p>
     <w:p>
@@ -3606,7 +3606,7 @@
           <w:i w:val="0"/>
           <w:sz w:val="18"/>
         </w:rPr>
-        <w:t>5. McGhee BH, Bridges MEJ. Monitoring arterial blood pressure: what you may not know. Crit Care Nurse. 2002;22:60–79.</w:t>
+        <w:t>5. McGhee BH, Bridges MEJ. Monitoring arterial blood pressure: what you may not know. Crit Care Nurse 2002; 22: 60-79.</w:t>
       </w:r>
     </w:p>
     <w:p>
@@ -3620,7 +3620,7 @@
           <w:i w:val="0"/>
           <w:sz w:val="18"/>
         </w:rPr>
-        <w:t>6. Gardner RM. Direct blood pressure measurement—dynamic response requirements. Anesthesiology. 1981;54:227–36.</w:t>
+        <w:t>6. Gardner RM. Direct blood pressure measurement—dynamic response requirements. Anesthesiology 1981; 54: 227-236.</w:t>
       </w:r>
     </w:p>
     <w:p>
@@ -3634,7 +3634,7 @@
           <w:i w:val="0"/>
           <w:sz w:val="18"/>
         </w:rPr>
-        <w:t>7. Bland JM, Altman DG. Statistical methods for assessing agreement between two methods of clinical measurement. Lancet. 1986;327:307–10.</w:t>
+        <w:t>7. Bland JM, Altman DG. Statistical methods for assessing agreement between two methods of clinical measurement. Lancet 1986; 327: 307-310.</w:t>
       </w:r>
     </w:p>
     <w:p>
@@ -3648,7 +3648,7 @@
           <w:i w:val="0"/>
           <w:sz w:val="18"/>
         </w:rPr>
-        <w:t>8. Critchley LAH, Critchley JAJH. A meta-analysis of studies using bias and precision statistics to compare cardiac output measurement techniques. J Clin Monit Comput. 1999;15:85–91.</w:t>
+        <w:t>8. Critchley LAH, Critchley JAJH. A meta-analysis of studies using bias and precision statistics to compare cardiac output measurement techniques. J Clin Monit Comput 1999; 15: 85-91.</w:t>
       </w:r>
     </w:p>
     <w:p>
@@ -3662,7 +3662,7 @@
           <w:i w:val="0"/>
           <w:sz w:val="18"/>
         </w:rPr>
-        <w:t>9. Cecconi M, Rhodes A, Poloniecki J, Della Rocca G, Grounds RM. Bench-to-bedside review: the importance of the precision of the reference technique in method comparison studies. Crit Care. 2009;13:201.</w:t>
+        <w:t>9. Cecconi M, Rhodes A, Poloniecki J, Della Rocca G, Grounds RM. Bench-to-bedside review: the importance of the precision of the reference technique in method comparison studies. Crit Care 2009; 13: 201.</w:t>
       </w:r>
     </w:p>
     <w:p>
@@ -3676,7 +3676,7 @@
           <w:i w:val="0"/>
           <w:sz w:val="18"/>
         </w:rPr>
-        <w:t>10. Bland JM, Altman DG. Measuring agreement in method comparison studies. Stat Methods Med Res. 1999;8:135–60.</w:t>
+        <w:t>10. Bland JM, Altman DG. Measuring agreement in method comparison studies. Stat Methods Med Res 1999; 8: 135-160.</w:t>
       </w:r>
     </w:p>
     <w:p>
@@ -3690,7 +3690,7 @@
           <w:i w:val="0"/>
           <w:sz w:val="18"/>
         </w:rPr>
-        <w:t>11. Lin LI-K. A concordance correlation coefficient to evaluate reproducibility. Biometrics. 1989;45:255–68.</w:t>
+        <w:t>11. Lin LI. A concordance correlation coefficient to evaluate reproducibility. Biometrics 1989; 45: 255-268.</w:t>
       </w:r>
     </w:p>
     <w:p>
@@ -3704,7 +3704,7 @@
           <w:i w:val="0"/>
           <w:sz w:val="18"/>
         </w:rPr>
-        <w:t>12. Lin LI-K. A note on the concordance correlation coefficient. Biometrics. 2000;56:324–5.</w:t>
+        <w:t>12. Lin LI. A note on the concordance correlation coefficient. Biometrics 2000; 56: 324-325.</w:t>
       </w:r>
     </w:p>
     <w:p>
@@ -3718,7 +3718,7 @@
           <w:i w:val="0"/>
           <w:sz w:val="18"/>
         </w:rPr>
-        <w:t>13. Linnet K. Estimation of the linear relationship between the measurements of two methods with proportional errors. Stat Med. 1990;9:1463–73.</w:t>
+        <w:t>13. Linnet K. Estimation of the linear relationship between the measurements of two methods with proportional errors. Stat Med 1990; 9: 1463-1473.</w:t>
       </w:r>
     </w:p>
     <w:p>
@@ -3732,7 +3732,7 @@
           <w:i w:val="0"/>
           <w:sz w:val="18"/>
         </w:rPr>
-        <w:t>14. Passing H, Bablok W. A new biometrical procedure for testing the equality of measurements from two different analytical methods. J Clin Chem Clin Biochem. 1983;21:709–20.</w:t>
+        <w:t>14. Passing H, Bablok W. A new biometrical procedure for testing the equality of measurements from two different analytical methods. J Clin Chem Clin Biochem 1983; 21: 709-720.</w:t>
       </w:r>
     </w:p>
     <w:p>
@@ -3746,7 +3746,7 @@
           <w:i w:val="0"/>
           <w:sz w:val="18"/>
         </w:rPr>
-        <w:t>15. Atkinson G, Nevill A. Comment on the use of concordance correlation to assess the agreement between two variables. Biometrics. 1997;53:775–7.</w:t>
+        <w:t>15. Atkinson G, Nevill A. Comment on the use of concordance correlation to assess the agreement between two variables. Biometrics 1997; 53: 775-777.</w:t>
       </w:r>
     </w:p>
     <w:p>
@@ -3760,7 +3760,7 @@
           <w:i w:val="0"/>
           <w:sz w:val="18"/>
         </w:rPr>
-        <w:t>16. Barnhart HX, Haber MJ, Lin LI. An overview on assessing agreement with continuous measurements. J Biopharm Stat. 2007;17:529–69.</w:t>
+        <w:t>16. Barnhart HX, Haber MJ, Lin LI. An overview on assessing agreement with continuous measurements. J Biopharm Stat 2007; 17: 529-569.</w:t>
       </w:r>
     </w:p>
     <w:p>
@@ -3774,7 +3774,7 @@
           <w:i w:val="0"/>
           <w:sz w:val="18"/>
         </w:rPr>
-        <w:t>17. McBride GB. A proposal for strength-of-agreement criteria for Lin’s concordance correlation coefficient. NIWA Client Report HAM2005-062; 2005.</w:t>
+        <w:t>17. McBride GB. A proposal for strength-of-agreement criteria for Lin's concordance correlation coefficient. NIWA Client Report HAM2005-062. Hamilton: National Institute of Water and Atmospheric Research; 2005.</w:t>
       </w:r>
     </w:p>
     <w:p>
@@ -3788,7 +3788,7 @@
           <w:i w:val="0"/>
           <w:sz w:val="18"/>
         </w:rPr>
-        <w:t>18. Kleinman B, Powell S, Kumar P, Gardner RM. The fast flush test measures the dynamic response of the entire blood pressure monitoring system. Anesthesiology. 1992;77:1215–20.</w:t>
+        <w:t>18. Kleinman B, Powell S, Kumar P, Gardner RM. The fast flush test measures the dynamic response of the entire blood pressure monitoring system. Anesthesiology 1992; 77: 1215-1220.</w:t>
       </w:r>
     </w:p>
     <w:p>
@@ -3802,7 +3802,7 @@
           <w:i w:val="0"/>
           <w:sz w:val="18"/>
         </w:rPr>
-        <w:t>19. Romagnoli S, Ricci Z, Quattrone D, et al. Accuracy of invasive arterial pressure monitoring in cardiovascular patients: an observational study. Crit Care. 2014;18:644.</w:t>
+        <w:t>19. Romagnoli S, Ricci Z, Quattrone D, Tofani L, Tujjar O, Villa G, et al. Accuracy of invasive arterial pressure monitoring in cardiovascular patients: an observational study. Crit Care 2014; 18: 644.</w:t>
       </w:r>
     </w:p>
     <w:p>
@@ -3816,7 +3816,7 @@
           <w:i w:val="0"/>
           <w:sz w:val="18"/>
         </w:rPr>
-        <w:t>20. Kim S-H, Lilot M, Sidhu KS, et al. Accuracy and precision of continuous noninvasive arterial pressure monitoring compared with invasive arterial pressure. Anesthesiology. 2014;120:1080–97.</w:t>
+        <w:t>20. Kim SH, Lilot M, Sidhu KS, Rinehart J, Yu Z, Canales C, et al. Accuracy and precision of continuous noninvasive arterial pressure monitoring compared with invasive arterial pressure: a systematic review and meta-analysis. Anesthesiology 2014; 120: 1080-1097.</w:t>
       </w:r>
     </w:p>
     <w:p>
@@ -3830,7 +3830,7 @@
           <w:i w:val="0"/>
           <w:sz w:val="18"/>
         </w:rPr>
-        <w:t>21. Joosten A, Desebbe O, Suehiro K, et al. Accuracy and precision of non-invasive cardiac output monitoring devices in perioperative medicine: a systematic review and meta-analysis. Br J Anaesth. 2017;118:298–310.</w:t>
+        <w:t>21. Joosten A, Desebbe O, Suehiro K, Murphy L, Essiet M, Alexander B, et al. Accuracy and precision of non-invasive cardiac output monitoring devices in perioperative medicine: a systematic review and meta-analysis. Br J Anaesth 2017; 118: 298-310.</w:t>
       </w:r>
     </w:p>
     <w:p>
@@ -3844,7 +3844,7 @@
           <w:i w:val="0"/>
           <w:sz w:val="18"/>
         </w:rPr>
-        <w:t>22. Odor PM, Bampoe S, Cecconi M. Cardiac output monitoring: validation studies—how results should be presented. Curr Anesthesiol Rep. 2017;7:410–15.</w:t>
+        <w:t>22. Odor PM, Bampoe S, Cecconi M. Cardiac output monitoring: validation studies—how results should be presented. Curr Anesthesiol Rep 2017; 7: 410-415.</w:t>
       </w:r>
     </w:p>
     <w:p>
@@ -3858,7 +3858,7 @@
           <w:i w:val="0"/>
           <w:sz w:val="18"/>
         </w:rPr>
-        <w:t>23. Hasenkamp W, Theumer T, Nolte J, Aschenbrenner L, Dietzel A, Büttgenbach S. Polyimide/SU-8 catheter-tip MEMS gauge pressure sensor. Biomed Microdevices. 2012;14:819–28.</w:t>
+        <w:t>23. Hasenkamp W, Forchelet D, Pataky K, Villard J, van Lintel H, Bertsch A, et al. Polyimide/SU-8 catheter-tip MEMS gauge pressure sensor. Biomed Microdevices 2012; 14: 819-828.</w:t>
       </w:r>
     </w:p>
     <w:p>
@@ -3872,7 +3872,7 @@
           <w:i w:val="0"/>
           <w:sz w:val="18"/>
         </w:rPr>
-        <w:t>24. Song P, Ma Z, Ma J, et al. Recent progress of miniature MEMS pressure sensors. Micromachines. 2020;11:56.</w:t>
+        <w:t>24. Song P, Ma Z, Ma J, Yang L, Wei J, Zhao Y, et al. Recent progress of miniature MEMS pressure sensors. Micromachines (Basel) 2020; 11: 56.</w:t>
       </w:r>
     </w:p>
     <w:p>
@@ -3886,7 +3886,7 @@
           <w:i w:val="0"/>
           <w:sz w:val="18"/>
         </w:rPr>
-        <w:t>25. Kang Y, Ge C, Hu Y, et al. Development of a flexible integrated self-calibrating MEMS pressure sensor using a liquid-to-vapor phase change. Sensors. 2022;22:9737.</w:t>
+        <w:t>25. Kang Y, Mouring S, de Clerck A, Mao S, Ng W, Ruan H. Development of a flexible integrated self-calibrating MEMS pressure sensor using a liquid-to-vapor phase change. Sensors (Basel) 2022; 22: 9737.</w:t>
       </w:r>
     </w:p>
     <w:p>
@@ -3900,7 +3900,7 @@
           <w:i w:val="0"/>
           <w:sz w:val="18"/>
         </w:rPr>
-        <w:t>26. Scalia A, Ghafari C, Navarre W, et al. High fidelity pressure wires provide accurate validation of non-invasive central blood pressure and pulse wave velocity measurements. Biomedicines. 2023;11:1235.</w:t>
+        <w:t>26. Scalia A, Ghafari C, Navarre W, Delmotte P, Phillips R, Carlier S. High fidelity pressure wires provide accurate validation of non-invasive central blood pressure and pulse wave velocity measurements. Biomedicines 2023; 11: 1235.</w:t>
       </w:r>
     </w:p>
     <w:p>
@@ -3914,7 +3914,7 @@
           <w:i w:val="0"/>
           <w:sz w:val="18"/>
         </w:rPr>
-        <w:t>27. Barlian AA, Park W-T, Mallon JR, Rastegar AJ, Pruitt BL. Review: semiconductor piezoresistance for microsystems. Proc IEEE. 2009;97:513–52.</w:t>
+        <w:t>27. Barlian AA, Park WT, Mallon JR, Rastegar AJ, Pruitt BL. Review: semiconductor piezoresistance for microsystems. Proc IEEE 2009; 97: 513-552.</w:t>
       </w:r>
     </w:p>
     <w:p>
@@ -3928,7 +3928,7 @@
           <w:i w:val="0"/>
           <w:sz w:val="18"/>
         </w:rPr>
-        <w:t>28. Chatterjee K. The Swan–Ganz catheters: past, present, and future. Circulation. 2009;119:147–52.</w:t>
+        <w:t>28. Chatterjee K. The Swan–Ganz catheters: past, present, and future. Circulation 2009; 119: 147-152.</w:t>
       </w:r>
     </w:p>
     <w:p>
@@ -3942,7 +3942,7 @@
           <w:i w:val="0"/>
           <w:sz w:val="18"/>
         </w:rPr>
-        <w:t>29. Ameloot K, Palmers PJ, Malbrain MLNG. The accuracy of noninvasive cardiac output and pressure measurements with finger cuff: a concise review. Curr Opin Crit Care. 2015;21:232–9.</w:t>
+        <w:t>29. Ameloot K, Palmers PJ, Malbrain MLNG. The accuracy of noninvasive cardiac output and pressure measurements with finger cuff: a concise review. Curr Opin Crit Care 2015; 21: 232-239.</w:t>
       </w:r>
     </w:p>
     <w:p>
@@ -3956,7 +3956,7 @@
           <w:i w:val="0"/>
           <w:sz w:val="18"/>
         </w:rPr>
-        <w:t>30. Squara P, Denjean D, Estagnasie P, Brusset A, Dib JC, Dubois C. Noninvasive cardiac output monitoring (NICOM): a clinical validation. Intensive Care Med. 2007;33:1191–4.</w:t>
+        <w:t>30. Squara P, Denjean D, Estagnasie P, Brusset A, Dib JC, Dubois C. Noninvasive cardiac output monitoring (NICOM): a clinical validation. Intensive Care Med 2007; 33: 1191-1194.</w:t>
       </w:r>
     </w:p>
     <w:p>
@@ -3970,7 +3970,7 @@
           <w:i w:val="0"/>
           <w:sz w:val="18"/>
         </w:rPr>
-        <w:t>31. Manecke GR. Edwards FloTrac sensor and Vigileo monitor: easy, accurate, reliable cardiac output assessment using the arterial pulse wave. Expert Rev Med Devices. 2005;2:523–7.</w:t>
+        <w:t>31. Manecke GR. Edwards FloTrac sensor and Vigileo monitor: easy, accurate, reliable cardiac output assessment using the arterial pulse wave. Expert Rev Med Devices 2005; 2: 523-527.</w:t>
       </w:r>
     </w:p>
     <w:sectPr>

--- a/zero_calibration_bpm/manuscripts/BPM_ZeroFree_Manuscript_JA.docx
+++ b/zero_calibration_bpm/manuscripts/BPM_ZeroFree_Manuscript_JA.docx
@@ -3746,7 +3746,7 @@
           <w:i w:val="0"/>
           <w:sz w:val="18"/>
         </w:rPr>
-        <w:t>15. Atkinson G, Nevill A. Comment on the use of concordance correlation to assess the agreement between two variables. Biometrics 1997; 53: 775-777.</w:t>
+        <w:t>15. Nickerson CA. A note on “A concordance correlation coefficient to evaluate reproducibility”. Biometrics 1997; 53: 1503-1507.</w:t>
       </w:r>
     </w:p>
     <w:p>

--- a/zero_calibration_bpm/manuscripts/BPM_ZeroFree_Manuscript_JA.docx
+++ b/zero_calibration_bpm/manuscripts/BPM_ZeroFree_Manuscript_JA.docx
@@ -296,7 +296,26 @@
           <w:sz w:val="22"/>
           <w:vertAlign w:val="superscript"/>
         </w:rPr>
-        <w:t>1–2</w:t>
+        <w:t>1</w:t>
+      </w:r>
+      <w:r>
+        <w:rPr>
+          <w:rFonts w:ascii="MS Mincho" w:hAnsi="MS Mincho" w:eastAsia="MS Mincho"/>
+          <w:b w:val="0"/>
+          <w:i w:val="0"/>
+          <w:sz w:val="22"/>
+        </w:rPr>
+        <w:t xml:space="preserve">, </w:t>
+      </w:r>
+      <w:r>
+        <w:rPr>
+          <w:rFonts w:ascii="MS Mincho" w:hAnsi="MS Mincho" w:eastAsia="MS Mincho"/>
+          <w:b w:val="0"/>
+          <w:i w:val="0"/>
+          <w:sz w:val="22"/>
+          <w:vertAlign w:val="superscript"/>
+        </w:rPr>
+        <w:t>2</w:t>
       </w:r>
       <w:r>
         <w:rPr>
@@ -348,7 +367,26 @@
           <w:sz w:val="22"/>
           <w:vertAlign w:val="superscript"/>
         </w:rPr>
-        <w:t>4–5</w:t>
+        <w:t>4</w:t>
+      </w:r>
+      <w:r>
+        <w:rPr>
+          <w:rFonts w:ascii="MS Mincho" w:hAnsi="MS Mincho" w:eastAsia="MS Mincho"/>
+          <w:b w:val="0"/>
+          <w:i w:val="0"/>
+          <w:sz w:val="22"/>
+        </w:rPr>
+        <w:t xml:space="preserve">, </w:t>
+      </w:r>
+      <w:r>
+        <w:rPr>
+          <w:rFonts w:ascii="MS Mincho" w:hAnsi="MS Mincho" w:eastAsia="MS Mincho"/>
+          <w:b w:val="0"/>
+          <w:i w:val="0"/>
+          <w:sz w:val="22"/>
+          <w:vertAlign w:val="superscript"/>
+        </w:rPr>
+        <w:t>5</w:t>
       </w:r>
       <w:r>
         <w:rPr>
@@ -433,7 +471,26 @@
           <w:sz w:val="22"/>
           <w:vertAlign w:val="superscript"/>
         </w:rPr>
-        <w:t>4–5</w:t>
+        <w:t>4</w:t>
+      </w:r>
+      <w:r>
+        <w:rPr>
+          <w:rFonts w:ascii="MS Mincho" w:hAnsi="MS Mincho" w:eastAsia="MS Mincho"/>
+          <w:b w:val="0"/>
+          <w:i w:val="0"/>
+          <w:sz w:val="22"/>
+        </w:rPr>
+        <w:t xml:space="preserve">, </w:t>
+      </w:r>
+      <w:r>
+        <w:rPr>
+          <w:rFonts w:ascii="MS Mincho" w:hAnsi="MS Mincho" w:eastAsia="MS Mincho"/>
+          <w:b w:val="0"/>
+          <w:i w:val="0"/>
+          <w:sz w:val="22"/>
+          <w:vertAlign w:val="superscript"/>
+        </w:rPr>
+        <w:t>5</w:t>
       </w:r>
       <w:r>
         <w:rPr>
@@ -556,7 +613,26 @@
           <w:sz w:val="22"/>
           <w:vertAlign w:val="superscript"/>
         </w:rPr>
-        <w:t>11–12</w:t>
+        <w:t>11</w:t>
+      </w:r>
+      <w:r>
+        <w:rPr>
+          <w:rFonts w:ascii="MS Mincho" w:hAnsi="MS Mincho" w:eastAsia="MS Mincho"/>
+          <w:b w:val="0"/>
+          <w:i w:val="0"/>
+          <w:sz w:val="22"/>
+        </w:rPr>
+        <w:t xml:space="preserve">, </w:t>
+      </w:r>
+      <w:r>
+        <w:rPr>
+          <w:rFonts w:ascii="MS Mincho" w:hAnsi="MS Mincho" w:eastAsia="MS Mincho"/>
+          <w:b w:val="0"/>
+          <w:i w:val="0"/>
+          <w:sz w:val="22"/>
+          <w:vertAlign w:val="superscript"/>
+        </w:rPr>
+        <w:t>12</w:t>
       </w:r>
       <w:r>
         <w:rPr>
@@ -613,7 +689,26 @@
           <w:sz w:val="22"/>
           <w:vertAlign w:val="superscript"/>
         </w:rPr>
-        <w:t>15–16</w:t>
+        <w:t>15</w:t>
+      </w:r>
+      <w:r>
+        <w:rPr>
+          <w:rFonts w:ascii="MS Mincho" w:hAnsi="MS Mincho" w:eastAsia="MS Mincho"/>
+          <w:b w:val="0"/>
+          <w:i w:val="0"/>
+          <w:sz w:val="22"/>
+        </w:rPr>
+        <w:t xml:space="preserve">, </w:t>
+      </w:r>
+      <w:r>
+        <w:rPr>
+          <w:rFonts w:ascii="MS Mincho" w:hAnsi="MS Mincho" w:eastAsia="MS Mincho"/>
+          <w:b w:val="0"/>
+          <w:i w:val="0"/>
+          <w:sz w:val="22"/>
+          <w:vertAlign w:val="superscript"/>
+        </w:rPr>
+        <w:t>16</w:t>
       </w:r>
       <w:r>
         <w:rPr>
@@ -996,7 +1091,26 @@
           <w:sz w:val="22"/>
           <w:vertAlign w:val="superscript"/>
         </w:rPr>
-        <w:t>18–19</w:t>
+        <w:t>18</w:t>
+      </w:r>
+      <w:r>
+        <w:rPr>
+          <w:rFonts w:ascii="MS Mincho" w:hAnsi="MS Mincho" w:eastAsia="MS Mincho"/>
+          <w:b w:val="0"/>
+          <w:i w:val="0"/>
+          <w:sz w:val="22"/>
+        </w:rPr>
+        <w:t xml:space="preserve">, </w:t>
+      </w:r>
+      <w:r>
+        <w:rPr>
+          <w:rFonts w:ascii="MS Mincho" w:hAnsi="MS Mincho" w:eastAsia="MS Mincho"/>
+          <w:b w:val="0"/>
+          <w:i w:val="0"/>
+          <w:sz w:val="22"/>
+          <w:vertAlign w:val="superscript"/>
+        </w:rPr>
+        <w:t>19</w:t>
       </w:r>
       <w:r>
         <w:rPr>
@@ -1578,7 +1692,26 @@
           <w:sz w:val="22"/>
           <w:vertAlign w:val="superscript"/>
         </w:rPr>
-        <w:t>20–21</w:t>
+        <w:t>20</w:t>
+      </w:r>
+      <w:r>
+        <w:rPr>
+          <w:rFonts w:ascii="MS Mincho" w:hAnsi="MS Mincho" w:eastAsia="MS Mincho"/>
+          <w:b w:val="0"/>
+          <w:i w:val="0"/>
+          <w:sz w:val="22"/>
+        </w:rPr>
+        <w:t xml:space="preserve">, </w:t>
+      </w:r>
+      <w:r>
+        <w:rPr>
+          <w:rFonts w:ascii="MS Mincho" w:hAnsi="MS Mincho" w:eastAsia="MS Mincho"/>
+          <w:b w:val="0"/>
+          <w:i w:val="0"/>
+          <w:sz w:val="22"/>
+          <w:vertAlign w:val="superscript"/>
+        </w:rPr>
+        <w:t>21</w:t>
       </w:r>
       <w:r>
         <w:rPr>
@@ -1597,7 +1730,26 @@
           <w:sz w:val="22"/>
           <w:vertAlign w:val="superscript"/>
         </w:rPr>
-        <w:t>15–16</w:t>
+        <w:t>15</w:t>
+      </w:r>
+      <w:r>
+        <w:rPr>
+          <w:rFonts w:ascii="MS Mincho" w:hAnsi="MS Mincho" w:eastAsia="MS Mincho"/>
+          <w:b w:val="0"/>
+          <w:i w:val="0"/>
+          <w:sz w:val="22"/>
+        </w:rPr>
+        <w:t xml:space="preserve">, </w:t>
+      </w:r>
+      <w:r>
+        <w:rPr>
+          <w:rFonts w:ascii="MS Mincho" w:hAnsi="MS Mincho" w:eastAsia="MS Mincho"/>
+          <w:b w:val="0"/>
+          <w:i w:val="0"/>
+          <w:sz w:val="22"/>
+          <w:vertAlign w:val="superscript"/>
+        </w:rPr>
+        <w:t>16</w:t>
       </w:r>
       <w:r>
         <w:rPr>
@@ -1664,7 +1816,26 @@
           <w:sz w:val="22"/>
           <w:vertAlign w:val="superscript"/>
         </w:rPr>
-        <w:t>6,19</w:t>
+        <w:t>6</w:t>
+      </w:r>
+      <w:r>
+        <w:rPr>
+          <w:rFonts w:ascii="MS Mincho" w:hAnsi="MS Mincho" w:eastAsia="MS Mincho"/>
+          <w:b w:val="0"/>
+          <w:i w:val="0"/>
+          <w:sz w:val="22"/>
+        </w:rPr>
+        <w:t xml:space="preserve">, </w:t>
+      </w:r>
+      <w:r>
+        <w:rPr>
+          <w:rFonts w:ascii="MS Mincho" w:hAnsi="MS Mincho" w:eastAsia="MS Mincho"/>
+          <w:b w:val="0"/>
+          <w:i w:val="0"/>
+          <w:sz w:val="22"/>
+          <w:vertAlign w:val="superscript"/>
+        </w:rPr>
+        <w:t>19</w:t>
       </w:r>
       <w:r>
         <w:rPr>
@@ -1745,7 +1916,26 @@
           <w:sz w:val="22"/>
           <w:vertAlign w:val="superscript"/>
         </w:rPr>
-        <w:t>23–24</w:t>
+        <w:t>23</w:t>
+      </w:r>
+      <w:r>
+        <w:rPr>
+          <w:rFonts w:ascii="MS Mincho" w:hAnsi="MS Mincho" w:eastAsia="MS Mincho"/>
+          <w:b w:val="0"/>
+          <w:i w:val="0"/>
+          <w:sz w:val="22"/>
+        </w:rPr>
+        <w:t xml:space="preserve">, </w:t>
+      </w:r>
+      <w:r>
+        <w:rPr>
+          <w:rFonts w:ascii="MS Mincho" w:hAnsi="MS Mincho" w:eastAsia="MS Mincho"/>
+          <w:b w:val="0"/>
+          <w:i w:val="0"/>
+          <w:sz w:val="22"/>
+          <w:vertAlign w:val="superscript"/>
+        </w:rPr>
+        <w:t>24</w:t>
       </w:r>
       <w:r>
         <w:rPr>
@@ -1869,7 +2059,64 @@
           <w:sz w:val="22"/>
           <w:vertAlign w:val="superscript"/>
         </w:rPr>
-        <w:t>28–31</w:t>
+        <w:t>28</w:t>
+      </w:r>
+      <w:r>
+        <w:rPr>
+          <w:rFonts w:ascii="MS Mincho" w:hAnsi="MS Mincho" w:eastAsia="MS Mincho"/>
+          <w:b w:val="0"/>
+          <w:i w:val="0"/>
+          <w:sz w:val="22"/>
+        </w:rPr>
+        <w:t xml:space="preserve">, </w:t>
+      </w:r>
+      <w:r>
+        <w:rPr>
+          <w:rFonts w:ascii="MS Mincho" w:hAnsi="MS Mincho" w:eastAsia="MS Mincho"/>
+          <w:b w:val="0"/>
+          <w:i w:val="0"/>
+          <w:sz w:val="22"/>
+          <w:vertAlign w:val="superscript"/>
+        </w:rPr>
+        <w:t>29</w:t>
+      </w:r>
+      <w:r>
+        <w:rPr>
+          <w:rFonts w:ascii="MS Mincho" w:hAnsi="MS Mincho" w:eastAsia="MS Mincho"/>
+          <w:b w:val="0"/>
+          <w:i w:val="0"/>
+          <w:sz w:val="22"/>
+        </w:rPr>
+        <w:t xml:space="preserve">, </w:t>
+      </w:r>
+      <w:r>
+        <w:rPr>
+          <w:rFonts w:ascii="MS Mincho" w:hAnsi="MS Mincho" w:eastAsia="MS Mincho"/>
+          <w:b w:val="0"/>
+          <w:i w:val="0"/>
+          <w:sz w:val="22"/>
+          <w:vertAlign w:val="superscript"/>
+        </w:rPr>
+        <w:t>30</w:t>
+      </w:r>
+      <w:r>
+        <w:rPr>
+          <w:rFonts w:ascii="MS Mincho" w:hAnsi="MS Mincho" w:eastAsia="MS Mincho"/>
+          <w:b w:val="0"/>
+          <w:i w:val="0"/>
+          <w:sz w:val="22"/>
+        </w:rPr>
+        <w:t xml:space="preserve">, </w:t>
+      </w:r>
+      <w:r>
+        <w:rPr>
+          <w:rFonts w:ascii="MS Mincho" w:hAnsi="MS Mincho" w:eastAsia="MS Mincho"/>
+          <w:b w:val="0"/>
+          <w:i w:val="0"/>
+          <w:sz w:val="22"/>
+          <w:vertAlign w:val="superscript"/>
+        </w:rPr>
+        <w:t>31</w:t>
       </w:r>
       <w:r>
         <w:rPr>
